--- a/Manuscript/Habitat coupling in lake-creek ecosystems_CW.docx
+++ b/Manuscript/Habitat coupling in lake-creek ecosystems_CW.docx
@@ -5715,11 +5715,17 @@
         <w:t>s</w:t>
       </w:r>
       <w:r>
-        <w:t xml:space="preserve"> (Figure 3A). The generalized linear model detected significant effects of season, </w:t>
+        <w:t xml:space="preserve"> (Figure 3A</w:t>
+      </w:r>
+      <w:r>
+        <w:t>; Table S2</w:t>
+      </w:r>
+      <w:r>
+        <w:t xml:space="preserve">). The generalized linear model detected significant effects </w:t>
       </w:r>
       <w:r>
         <w:lastRenderedPageBreak/>
-        <w:t xml:space="preserve">capture location, and their interaction (season, </w:t>
+        <w:t xml:space="preserve">of season, capture location, and their interaction (season, </w:t>
       </w:r>
       <w:r>
         <w:t>χ</w:t>
@@ -5890,7 +5896,13 @@
         <w:t xml:space="preserve"> </w:t>
       </w:r>
       <w:r>
-        <w:t xml:space="preserve">(Figure 3B). The generalized linear model indicated significant effects of season, capture location, and their interaction (season, </w:t>
+        <w:t>(Figure 3B</w:t>
+      </w:r>
+      <w:r>
+        <w:t>; Table S2</w:t>
+      </w:r>
+      <w:r>
+        <w:t xml:space="preserve">). The generalized linear model indicated significant effects of season, capture location, and their interaction (season, </w:t>
       </w:r>
       <w:r>
         <w:t>χ</w:t>
@@ -6069,7 +6081,13 @@
         <w:t xml:space="preserve"> differed by release location</w:t>
       </w:r>
       <w:r>
-        <w:t xml:space="preserve"> (Figure 3C)</w:t>
+        <w:t xml:space="preserve"> (Figure 3C</w:t>
+      </w:r>
+      <w:r>
+        <w:t>; Table S3</w:t>
+      </w:r>
+      <w:r>
+        <w:t>)</w:t>
       </w:r>
       <w:r>
         <w:t>. The generalized linear model detected no effect of season (χ</w:t>
@@ -6180,7 +6198,13 @@
         <w:t>Habitat recurrence showed strong seasonal variation and differed by release location</w:t>
       </w:r>
       <w:r>
-        <w:t xml:space="preserve"> (Figure 3D)</w:t>
+        <w:t xml:space="preserve"> (Figure 3D</w:t>
+      </w:r>
+      <w:r>
+        <w:t>; Table S3</w:t>
+      </w:r>
+      <w:r>
+        <w:t>)</w:t>
       </w:r>
       <w:r>
         <w:t>. The generalized linear model revealed significant effects of season (</w:t>
@@ -6333,11 +6357,11 @@
         <w:t>4</w:t>
       </w:r>
       <w:r>
-        <w:t xml:space="preserve">). This pattern was best captured by a generalized additive mixed model including a cyclic smoother for day of year and an </w:t>
+        <w:t xml:space="preserve">). This pattern was best captured by a </w:t>
       </w:r>
       <w:r>
         <w:lastRenderedPageBreak/>
-        <w:t xml:space="preserve">autoregressive correlation structure </w:t>
+        <w:t xml:space="preserve">generalized additive mixed model including a cyclic smoother for day of year and an autoregressive correlation structure </w:t>
       </w:r>
       <w:r>
         <w:t>(</w:t>
@@ -6628,11 +6652,11 @@
         <w:t>A</w:t>
       </w:r>
       <w:r>
-        <w:t xml:space="preserve">). Acoustic telemetry showed a similar seasonal pattern in movement behaviour, where the probability of detecting a shiner in both habitats on the same day </w:t>
+        <w:t xml:space="preserve">). Acoustic telemetry showed a similar seasonal pattern in </w:t>
       </w:r>
       <w:r>
         <w:lastRenderedPageBreak/>
-        <w:t xml:space="preserve">was highest in spring and fall (Figure 4), and movement between habitats was also greatest during these periods (Figure </w:t>
+        <w:t xml:space="preserve">movement behaviour, where the probability of detecting a shiner in both habitats on the same day was highest in spring and fall (Figure 4), and movement between habitats was also greatest during these periods (Figure </w:t>
       </w:r>
       <w:r>
         <w:t>3D</w:t>
@@ -7113,7 +7137,11 @@
         <w:t>3</w:t>
       </w:r>
       <w:r>
-        <w:t xml:space="preserve">), suggesting they exert relatively weak predation pressure on shiners </w:t>
+        <w:t xml:space="preserve">), </w:t>
+      </w:r>
+      <w:r>
+        <w:lastRenderedPageBreak/>
+        <w:t xml:space="preserve">suggesting they exert relatively weak predation pressure on shiners </w:t>
       </w:r>
       <w:r>
         <w:fldChar w:fldCharType="begin"/>
@@ -7134,11 +7162,7 @@
         <w:fldChar w:fldCharType="end"/>
       </w:r>
       <w:r>
-        <w:t xml:space="preserve">. </w:t>
-      </w:r>
-      <w:r>
-        <w:lastRenderedPageBreak/>
-        <w:t>Taken together, these findings suggest that large, lake-resident smallmouth bass are the dominant predators shaping prey vulnerability, and that access of these larger, more piscivorous individuals is limited in the creek.</w:t>
+        <w:t>. Taken together, these findings suggest that large, lake-resident smallmouth bass are the dominant predators shaping prey vulnerability, and that access of these larger, more piscivorous individuals is limited in the creek.</w:t>
       </w:r>
     </w:p>
     <w:p>
@@ -7394,11 +7418,11 @@
         <w:fldChar w:fldCharType="end"/>
       </w:r>
       <w:r>
-        <w:t xml:space="preserve">. Thus, protecting and restoring connectivity and refuge habitats for small fish by maintaining </w:t>
+        <w:t xml:space="preserve">. </w:t>
       </w:r>
       <w:r>
         <w:lastRenderedPageBreak/>
-        <w:t xml:space="preserve">passable culverts, natural flow regimes, and riparian cover could sustain linkages among spatially distinct energy pathways and promote the resilience of freshwater ecosystems. The convergent evidence from stable isotopes, telemetry data, and seasonal netting surveys we present here shows that prey-mediated coupling is an important feature of this system. Although larger predators are often emphasized as primary habitat couplers within aquatic food webs </w:t>
+        <w:t xml:space="preserve">Thus, protecting and restoring connectivity and refuge habitats for small fish by maintaining passable culverts, natural flow regimes, and riparian cover could sustain linkages among spatially distinct energy pathways and promote the resilience of freshwater ecosystems. The convergent evidence from stable isotopes, telemetry data, and seasonal netting surveys we present here shows that prey-mediated coupling is an important feature of this system. Although larger predators are often emphasized as primary habitat couplers within aquatic food webs </w:t>
       </w:r>
       <w:r>
         <w:fldChar w:fldCharType="begin"/>

--- a/Manuscript/Habitat coupling in lake-creek ecosystems_CW.docx
+++ b/Manuscript/Habitat coupling in lake-creek ecosystems_CW.docx
@@ -644,17 +644,44 @@
     </w:p>
     <w:p>
       <w:pPr>
-        <w:spacing w:before="240" w:after="240"/>
+        <w:pStyle w:val="NormalWeb"/>
         <w:jc w:val="both"/>
-      </w:pPr>
-      <w:r>
-        <w:t xml:space="preserve">Habitat coupling has been an important area of freshwater research for more than two decades, yet studies </w:t>
-      </w:r>
-      <w:r>
-        <w:t xml:space="preserve">on habitat coupling </w:t>
-      </w:r>
-      <w:r>
-        <w:t xml:space="preserve">have primarily focused on large-bodied predators (e.g., lake trout, </w:t>
+        <w:rPr>
+          <w:lang w:val="en-CA" w:eastAsia="en-US"/>
+        </w:rPr>
+      </w:pPr>
+      <w:r>
+        <w:t xml:space="preserve">Habitat coupling has been a central focus of freshwater research for over two decades, yet most studies have </w:t>
+      </w:r>
+      <w:r>
+        <w:t>focused on</w:t>
+      </w:r>
+      <w:r>
+        <w:t xml:space="preserve"> within-lake coupling </w:t>
+      </w:r>
+      <w:r>
+        <w:t>of</w:t>
+      </w:r>
+      <w:r>
+        <w:t xml:space="preserve"> nearshore and offshore zones</w:t>
+      </w:r>
+      <w:r>
+        <w:t xml:space="preserve"> of lakes</w:t>
+      </w:r>
+      <w:r>
+        <w:t xml:space="preserve"> </w:t>
+      </w:r>
+      <w:r>
+        <w:t>through</w:t>
+      </w:r>
+      <w:r>
+        <w:t xml:space="preserve"> </w:t>
+      </w:r>
+      <w:r>
+        <w:t xml:space="preserve">the movement and foraging of </w:t>
+      </w:r>
+      <w:r>
+        <w:t xml:space="preserve">large-bodied predators (e.g., lake trout, </w:t>
       </w:r>
       <w:r>
         <w:rPr>
@@ -673,55 +700,30 @@
       </w:r>
       <w:proofErr w:type="spellEnd"/>
       <w:r>
-        <w:t>) due to their high mobility and importance for fisheries. Nevertheless, small fish at lower trophic levels can access narrow and shallow habitats, such as creeks adjacent to lakes</w:t>
-      </w:r>
-      <w:r>
-        <w:t xml:space="preserve">, </w:t>
-      </w:r>
-      <w:r>
-        <w:t xml:space="preserve">that are often inaccessible to </w:t>
-      </w:r>
-      <w:r>
-        <w:t xml:space="preserve">these </w:t>
-      </w:r>
-      <w:r>
-        <w:t xml:space="preserve">larger-bodied organisms. </w:t>
-      </w:r>
-      <w:r>
-        <w:t>Although</w:t>
-      </w:r>
-      <w:r>
-        <w:t xml:space="preserve"> movements across lake–creek boundaries by small-bodied fishes appear to be widespread, little is known about the seasonal </w:t>
-      </w:r>
-      <w:r>
-        <w:t>patterns</w:t>
-      </w:r>
-      <w:r>
-        <w:t xml:space="preserve"> of this habitat use</w:t>
-      </w:r>
-      <w:r>
-        <w:t>,</w:t>
-      </w:r>
-      <w:r>
-        <w:t xml:space="preserve"> or whether fish actively forage across these habitats. Consequently, it remains unclear whether such movements establish </w:t>
-      </w:r>
-      <w:r>
-        <w:t xml:space="preserve">dynamic </w:t>
-      </w:r>
-      <w:r>
-        <w:t xml:space="preserve">food web linkages across </w:t>
-      </w:r>
-      <w:r>
-        <w:t xml:space="preserve">whole </w:t>
-      </w:r>
-      <w:r>
-        <w:t>freshwater landscapes.</w:t>
+        <w:t xml:space="preserve">). </w:t>
       </w:r>
       <w:r>
         <w:t xml:space="preserve"> </w:t>
       </w:r>
       <w:r>
-        <w:t xml:space="preserve">To address </w:t>
+        <w:rPr>
+          <w:lang w:val="en-CA" w:eastAsia="en-US"/>
+        </w:rPr>
+        <w:t>In contrast, habitat coupling between lakes and adjacent creeks has seldom been considered, despite movements of freshwater fishes across lake–creek boundaries appearing to be widespread. It therefore remains unclear whether these movements generate dynamic food web linkages across freshwater landscapes.</w:t>
+      </w:r>
+      <w:r>
+        <w:rPr>
+          <w:lang w:val="en-CA" w:eastAsia="en-US"/>
+        </w:rPr>
+        <w:t xml:space="preserve"> </w:t>
+      </w:r>
+      <w:proofErr w:type="gramStart"/>
+      <w:r>
+        <w:t>To</w:t>
+      </w:r>
+      <w:proofErr w:type="gramEnd"/>
+      <w:r>
+        <w:t xml:space="preserve"> address </w:t>
       </w:r>
       <w:r>
         <w:t>is</w:t>
@@ -805,7 +807,10 @@
         <w:t xml:space="preserve">). Our findings reveal that </w:t>
       </w:r>
       <w:r>
-        <w:t>small</w:t>
+        <w:t xml:space="preserve">these </w:t>
+      </w:r>
+      <w:r>
+        <w:t>prey</w:t>
       </w:r>
       <w:r>
         <w:t xml:space="preserve"> fish seasonally couple lake and creek habitats, highlighting their role in establishing dynamic spatial food web linkages and underscoring the need to integrate small-bodied, lower-trophic level species into freshwater food web theory and management</w:t>

--- a/Manuscript/Habitat coupling in lake-creek ecosystems_CW.docx
+++ b/Manuscript/Habitat coupling in lake-creek ecosystems_CW.docx
@@ -7176,7 +7176,13 @@
         <w:jc w:val="both"/>
       </w:pPr>
       <w:r>
-        <w:t>This spatial context of predation risk may help explain the observed differences in body size among shiners across the study system. Both golden and common shiners captured in the creek were smaller on average than those captured in the lake throughout the study period (</w:t>
+        <w:t xml:space="preserve">This spatial context of predation risk may help explain the observed differences in body size </w:t>
+      </w:r>
+      <w:r>
+        <w:t>and biomass distributions of</w:t>
+      </w:r>
+      <w:r>
+        <w:t xml:space="preserve"> shiners across the study system. Both golden and common shiners captured in the creek were smaller on average than those captured in the lake throughout the study period (</w:t>
       </w:r>
       <w:r>
         <w:t xml:space="preserve">Figure </w:t>
@@ -7233,7 +7239,7 @@
         <w:t xml:space="preserve"> the largest size class</w:t>
       </w:r>
       <w:r>
-        <w:t xml:space="preserve"> observed in our study</w:t>
+        <w:t xml:space="preserve"> observed</w:t>
       </w:r>
       <w:r>
         <w:t xml:space="preserve"> (139</w:t>
@@ -7258,6 +7264,9 @@
       </w:r>
       <w:r>
         <w:t xml:space="preserve">in Sproule Bay </w:t>
+      </w:r>
+      <w:r>
+        <w:t xml:space="preserve">during our study </w:t>
       </w:r>
       <w:r>
         <w:t>(505 mm;</w:t>
@@ -7402,7 +7411,11 @@
         <w:jc w:val="both"/>
       </w:pPr>
       <w:r>
-        <w:t xml:space="preserve">In conclusion, our multi-method field approach revealed that abundant, small-bodied fishes can serve as key agents linking lakes and their tributaries. The seasonal nature of these spatial food web linkages aligns with theory predicting that mobile consumers stabilize food webs by integrating distinct resource pools across space and time, allowing consumer and resource populations to persist under variable conditions </w:t>
+        <w:t xml:space="preserve">In conclusion, our multi-method field approach revealed that abundant, small-bodied fishes can serve as key agents linking lakes and their tributaries. The seasonal nature of these spatial food web linkages aligns with theory predicting that mobile consumers stabilize food webs by integrating distinct resource pools across space and time, allowing consumer and resource </w:t>
+      </w:r>
+      <w:r>
+        <w:lastRenderedPageBreak/>
+        <w:t xml:space="preserve">populations to persist under variable conditions </w:t>
       </w:r>
       <w:r>
         <w:fldChar w:fldCharType="begin"/>
@@ -7423,11 +7436,7 @@
         <w:fldChar w:fldCharType="end"/>
       </w:r>
       <w:r>
-        <w:t xml:space="preserve">. </w:t>
-      </w:r>
-      <w:r>
-        <w:lastRenderedPageBreak/>
-        <w:t xml:space="preserve">Thus, protecting and restoring connectivity and refuge habitats for small fish by maintaining passable culverts, natural flow regimes, and riparian cover could sustain linkages among spatially distinct energy pathways and promote the resilience of freshwater ecosystems. The convergent evidence from stable isotopes, telemetry data, and seasonal netting surveys we present here shows that prey-mediated coupling is an important feature of this system. Although larger predators are often emphasized as primary habitat couplers within aquatic food webs </w:t>
+        <w:t xml:space="preserve">. Thus, protecting and restoring connectivity and refuge habitats for small fish by maintaining passable culverts, natural flow regimes, and riparian cover could sustain linkages among spatially distinct energy pathways and promote the resilience of freshwater ecosystems. The convergent evidence from stable isotopes, telemetry data, and seasonal netting surveys we present here shows that prey-mediated coupling is an important feature of this system. Although larger predators are often emphasized as primary habitat couplers within aquatic food webs </w:t>
       </w:r>
       <w:r>
         <w:fldChar w:fldCharType="begin"/>
@@ -7977,7 +7986,7 @@
       </w:tr>
       <w:tr>
         <w:trPr>
-          <w:trHeight w:val="40"/>
+          <w:trHeight w:val="487"/>
         </w:trPr>
         <w:tc>
           <w:tcPr>
